--- a/examples/clustering/doc/19-custom-evaluation.docx
+++ b/examples/clustering/doc/19-custom-evaluation.docx
@@ -898,7 +898,13 @@
         <w:rPr>
           <w:rStyle w:val="NormalTok"/>
         </w:rPr>
-        <w:t xml:space="preserve"> </w:t>
+        <w:t xml:space="preserve"> daltoolbox</w:t>
+      </w:r>
+      <w:r>
+        <w:rPr>
+          <w:rStyle w:val="SpecialCharTok"/>
+        </w:rPr>
+        <w:t xml:space="preserve">::</w:t>
       </w:r>
       <w:r>
         <w:rPr>
@@ -931,7 +937,13 @@
         <w:rPr>
           <w:rStyle w:val="NormalTok"/>
         </w:rPr>
-        <w:t xml:space="preserve"> </w:t>
+        <w:t xml:space="preserve"> daltoolbox</w:t>
+      </w:r>
+      <w:r>
+        <w:rPr>
+          <w:rStyle w:val="SpecialCharTok"/>
+        </w:rPr>
+        <w:t xml:space="preserve">::</w:t>
       </w:r>
       <w:r>
         <w:rPr>
@@ -1039,7 +1051,13 @@
         <w:rPr>
           <w:rStyle w:val="NormalTok"/>
         </w:rPr>
-        <w:t xml:space="preserve"> </w:t>
+        <w:t xml:space="preserve"> daltoolbox</w:t>
+      </w:r>
+      <w:r>
+        <w:rPr>
+          <w:rStyle w:val="SpecialCharTok"/>
+        </w:rPr>
+        <w:t xml:space="preserve">::</w:t>
       </w:r>
       <w:r>
         <w:rPr>
@@ -1411,7 +1429,13 @@
         <w:rPr>
           <w:rStyle w:val="NormalTok"/>
         </w:rPr>
-        <w:t xml:space="preserve"> </w:t>
+        <w:t xml:space="preserve"> daltoolbox</w:t>
+      </w:r>
+      <w:r>
+        <w:rPr>
+          <w:rStyle w:val="SpecialCharTok"/>
+        </w:rPr>
+        <w:t xml:space="preserve">::</w:t>
       </w:r>
       <w:r>
         <w:rPr>
@@ -1444,7 +1468,13 @@
         <w:rPr>
           <w:rStyle w:val="NormalTok"/>
         </w:rPr>
-        <w:t xml:space="preserve"> </w:t>
+        <w:t xml:space="preserve"> daltoolbox</w:t>
+      </w:r>
+      <w:r>
+        <w:rPr>
+          <w:rStyle w:val="SpecialCharTok"/>
+        </w:rPr>
+        <w:t xml:space="preserve">::</w:t>
       </w:r>
       <w:r>
         <w:rPr>
@@ -1552,7 +1582,13 @@
         <w:rPr>
           <w:rStyle w:val="NormalTok"/>
         </w:rPr>
-        <w:t xml:space="preserve"> </w:t>
+        <w:t xml:space="preserve"> daltoolbox</w:t>
+      </w:r>
+      <w:r>
+        <w:rPr>
+          <w:rStyle w:val="SpecialCharTok"/>
+        </w:rPr>
+        <w:t xml:space="preserve">::</w:t>
       </w:r>
       <w:r>
         <w:rPr>

--- a/examples/clustering/doc/19-custom-evaluation.docx
+++ b/examples/clustering/doc/19-custom-evaluation.docx
@@ -1746,7 +1746,7 @@
         <w:rPr>
           <w:rStyle w:val="VerbatimChar"/>
         </w:rPr>
-        <w:t xml:space="preserve">##  [1] "metric_result"              "metric_from_attr"           "metric_wcss"                "metric_silhouette"         </w:t>
+        <w:t xml:space="preserve">##  [1] "metric_result"              "metric_from_attr"           "metric_wcss"                "metric_silhouette"          "metric_davies_bouldin"     </w:t>
       </w:r>
       <w:r>
         <w:br/>
@@ -1755,7 +1755,7 @@
         <w:rPr>
           <w:rStyle w:val="VerbatimChar"/>
         </w:rPr>
-        <w:t xml:space="preserve">##  [5] "metric_davies_bouldin"      "metric_calinski_harabasz"   "metric_entropy"             "metric_purity"             </w:t>
+        <w:t xml:space="preserve">##  [6] "metric_calinski_harabasz"   "metric_entropy"             "metric_purity"              "metric_rand_index"          "metric_adjusted_rand_index"</w:t>
       </w:r>
       <w:r>
         <w:br/>
@@ -1764,16 +1764,7 @@
         <w:rPr>
           <w:rStyle w:val="VerbatimChar"/>
         </w:rPr>
-        <w:t xml:space="preserve">##  [9] "metric_rand_index"          "metric_adjusted_rand_index" "metric_noise_points"        "metric_loglik"             </w:t>
-      </w:r>
-      <w:r>
-        <w:br/>
-      </w:r>
-      <w:r>
-        <w:rPr>
-          <w:rStyle w:val="VerbatimChar"/>
-        </w:rPr>
-        <w:t xml:space="preserve">## [13] "metric_withinerror"         "metric_modularity"</w:t>
+        <w:t xml:space="preserve">## [11] "metric_noise_points"        "metric_loglik"              "metric_withinerror"         "metric_modularity"</w:t>
       </w:r>
     </w:p>
     <w:p>
